--- a/Modelos_documentos/control_pagos.docx
+++ b/Modelos_documentos/control_pagos.docx
@@ -81,6 +81,7 @@
         </w:rPr>
         <w:t xml:space="preserve">º </w:t>
       </w:r>
+      <w:proofErr w:type="spellStart"/>
       <w:r>
         <w:rPr>
           <w:rFonts w:ascii="Garamond" w:hAnsi="Garamond"/>
@@ -90,6 +91,7 @@
         </w:rPr>
         <w:t>Nro_Contrato</w:t>
       </w:r>
+      <w:proofErr w:type="spellEnd"/>
       <w:r>
         <w:rPr>
           <w:rFonts w:ascii="Garamond" w:hAnsi="Garamond"/>
@@ -177,6 +179,7 @@
         </w:rPr>
         <w:t xml:space="preserve">Servicio de dictado de clases virtuales y diseño de exámenes de </w:t>
       </w:r>
+      <w:proofErr w:type="spellStart"/>
       <w:r>
         <w:rPr>
           <w:rFonts w:ascii="Garamond" w:hAnsi="Garamond"/>
@@ -186,6 +189,7 @@
         </w:rPr>
         <w:t>Idioma_Docente</w:t>
       </w:r>
+      <w:proofErr w:type="spellEnd"/>
       <w:r>
         <w:rPr>
           <w:rFonts w:ascii="Garamond" w:hAnsi="Garamond"/>
@@ -426,6 +430,7 @@
                 <w:szCs w:val="24"/>
               </w:rPr>
             </w:pPr>
+            <w:proofErr w:type="spellStart"/>
             <w:r>
               <w:rPr>
                 <w:rFonts w:ascii="Garamond" w:hAnsi="Garamond"/>
@@ -434,6 +439,7 @@
               </w:rPr>
               <w:t>Nombre_Docente</w:t>
             </w:r>
+            <w:proofErr w:type="spellEnd"/>
           </w:p>
         </w:tc>
         <w:tc>
@@ -526,6 +532,7 @@
                 <w:szCs w:val="24"/>
               </w:rPr>
             </w:pPr>
+            <w:proofErr w:type="spellStart"/>
             <w:r>
               <w:rPr>
                 <w:rFonts w:ascii="Garamond" w:hAnsi="Garamond"/>
@@ -534,6 +541,7 @@
               </w:rPr>
               <w:t>Monto_Subtotal</w:t>
             </w:r>
+            <w:proofErr w:type="spellEnd"/>
           </w:p>
         </w:tc>
         <w:tc>
@@ -549,6 +557,7 @@
                 <w:szCs w:val="24"/>
               </w:rPr>
             </w:pPr>
+            <w:proofErr w:type="spellStart"/>
             <w:r>
               <w:rPr>
                 <w:rFonts w:ascii="Garamond" w:hAnsi="Garamond"/>
@@ -557,6 +566,7 @@
               </w:rPr>
               <w:t>Monto_Total</w:t>
             </w:r>
+            <w:proofErr w:type="spellEnd"/>
           </w:p>
         </w:tc>
       </w:tr>
@@ -669,6 +679,7 @@
                 <w:szCs w:val="24"/>
               </w:rPr>
             </w:pPr>
+            <w:proofErr w:type="spellStart"/>
             <w:r>
               <w:rPr>
                 <w:rFonts w:ascii="Garamond" w:hAnsi="Garamond"/>
@@ -677,6 +688,7 @@
               </w:rPr>
               <w:t>Saldo_Restante</w:t>
             </w:r>
+            <w:proofErr w:type="spellEnd"/>
           </w:p>
         </w:tc>
       </w:tr>
@@ -759,6 +771,8 @@
         <w:jc w:val="center"/>
         <w:rPr>
           <w:rFonts w:ascii="Garamond" w:eastAsia="Arial MT" w:hAnsi="Garamond" w:cs="Arial"/>
+          <w:b/>
+          <w:bCs/>
           <w:sz w:val="24"/>
           <w:szCs w:val="24"/>
           <w:lang w:val="es-ES"/>
@@ -767,6 +781,8 @@
       <w:r>
         <w:rPr>
           <w:rFonts w:ascii="Garamond" w:eastAsia="Arial MT" w:hAnsi="Garamond" w:cs="Arial"/>
+          <w:b/>
+          <w:bCs/>
           <w:sz w:val="24"/>
           <w:szCs w:val="24"/>
           <w:lang w:val="es-ES"/>
@@ -783,7 +799,7 @@
         <w:jc w:val="center"/>
         <w:rPr>
           <w:rFonts w:ascii="Garamond" w:eastAsia="Arial MT" w:hAnsi="Garamond" w:cs="Arial"/>
-          <w:b/>
+          <w:bCs/>
           <w:sz w:val="24"/>
           <w:szCs w:val="24"/>
           <w:lang w:val="es-ES"/>
@@ -792,32 +808,12 @@
       <w:r>
         <w:rPr>
           <w:rFonts w:ascii="Garamond" w:eastAsia="Arial MT" w:hAnsi="Garamond" w:cs="Arial"/>
-          <w:b/>
+          <w:bCs/>
           <w:sz w:val="24"/>
           <w:szCs w:val="24"/>
           <w:lang w:val="es-ES"/>
         </w:rPr>
-        <w:t xml:space="preserve">Director de </w:t>
-      </w:r>
-      <w:r>
-        <w:rPr>
-          <w:rFonts w:ascii="Garamond" w:eastAsia="Arial MT" w:hAnsi="Garamond" w:cs="Arial"/>
-          <w:b/>
-          <w:sz w:val="24"/>
-          <w:szCs w:val="24"/>
-          <w:lang w:val="es-ES"/>
-        </w:rPr>
-        <w:t xml:space="preserve">la </w:t>
-      </w:r>
-      <w:r>
-        <w:rPr>
-          <w:rFonts w:ascii="Garamond" w:eastAsia="Arial MT" w:hAnsi="Garamond" w:cs="Arial"/>
-          <w:b/>
-          <w:sz w:val="24"/>
-          <w:szCs w:val="24"/>
-          <w:lang w:val="es-ES"/>
-        </w:rPr>
-        <w:t xml:space="preserve">Dirección de Gestión Institucional </w:t>
+        <w:t xml:space="preserve">Director de la Dirección de Gestión Institucional </w:t>
       </w:r>
     </w:p>
     <w:p>
@@ -829,6 +825,7 @@
         <w:jc w:val="center"/>
         <w:rPr>
           <w:rFonts w:ascii="Garamond" w:eastAsia="Arial MT" w:hAnsi="Garamond" w:cs="Arial"/>
+          <w:bCs/>
           <w:sz w:val="24"/>
           <w:szCs w:val="24"/>
           <w:lang w:val="es-ES"/>
@@ -837,7 +834,7 @@
       <w:r>
         <w:rPr>
           <w:rFonts w:ascii="Garamond" w:eastAsia="Arial MT" w:hAnsi="Garamond" w:cs="Arial"/>
-          <w:b/>
+          <w:bCs/>
           <w:sz w:val="24"/>
           <w:szCs w:val="24"/>
           <w:lang w:val="es-ES"/>
